--- a/courts/eleventh-circuit/alabama/federal/southern-district/motion-brief/usage/OUTPUT-motion-brief.docx
+++ b/courts/eleventh-circuit/alabama/federal/southern-district/motion-brief/usage/OUTPUT-motion-brief.docx
@@ -3037,7 +3037,7 @@
         <w:t xml:space="preserve">¶¶</w:t>
       </w:r>
       <w:r>
-        <w:t xml:space="preserve"> </w:t>
+        <w:t xml:space="preserve"> </w:t>
       </w:r>
       <w:r>
         <w:t xml:space="preserve">8</w:t>
@@ -3328,7 +3328,7 @@
         <w:t xml:space="preserve">¶¶</w:t>
       </w:r>
       <w:r>
-        <w:t xml:space="preserve"> </w:t>
+        <w:t xml:space="preserve"> </w:t>
       </w:r>
       <w:r>
         <w:t xml:space="preserve">10,</w:t>
